--- a/downloads/teacher/04 Units/Unit 01 - Nutrition and Wellness - Kitchen Skills and Smart Eating/Calendar 01.docx
+++ b/downloads/teacher/04 Units/Unit 01 - Nutrition and Wellness - Kitchen Skills and Smart Eating/Calendar 01.docx
@@ -733,15 +733,6 @@
             </w:r>
             <w:r>
               <w:t xml:space="preserve">Four food careers and personal fit; CHECK: Assessment 01.4 Unit 1 Test</w:t>
-            </w:r>
-            <w:r>
-              <w:t xml:space="preserve"> </w:t>
-            </w:r>
-            <w:r>
-              <w:rPr>
-                <w:rStyle w:val="TeacherNote"/>
-              </w:rPr>
-              <w:t xml:space="preserve">[Sal: if your school ends marking period 1 before day 35, move the Unit 1 test to the first day of Unit 2.]</w:t>
             </w:r>
           </w:p>
         </w:tc>
